--- a/submissions/weekly_reports/weekly_report.docx
+++ b/submissions/weekly_reports/weekly_report.docx
@@ -792,13 +792,11 @@
               <w:spacing w:line="259" w:lineRule="auto"/>
               <w:rPr>
                 <w:sz w:val="24"/>
-                <w:lang/>
               </w:rPr>
             </w:pPr>
             <w:r>
               <w:rPr>
                 <w:sz w:val="24"/>
-                <w:lang/>
               </w:rPr>
               <w:t>Begin full-scale Log-Mel extraction for the clean dataset.</w:t>
             </w:r>
@@ -813,13 +811,11 @@
               <w:spacing w:line="259" w:lineRule="auto"/>
               <w:rPr>
                 <w:sz w:val="24"/>
-                <w:lang/>
               </w:rPr>
             </w:pPr>
             <w:r>
               <w:rPr>
                 <w:sz w:val="24"/>
-                <w:lang/>
               </w:rPr>
               <w:t>Optimize the extraction script for faster processing (batching, parallel I/O).</w:t>
             </w:r>
@@ -834,13 +830,11 @@
               <w:spacing w:line="259" w:lineRule="auto"/>
               <w:rPr>
                 <w:sz w:val="24"/>
-                <w:lang/>
               </w:rPr>
             </w:pPr>
             <w:r>
               <w:rPr>
                 <w:sz w:val="24"/>
-                <w:lang/>
               </w:rPr>
               <w:t>Continue refining manifest files for both LFCC and Log-Mel features.</w:t>
             </w:r>
@@ -855,13 +849,11 @@
               <w:spacing w:line="259" w:lineRule="auto"/>
               <w:rPr>
                 <w:sz w:val="24"/>
-                <w:lang/>
               </w:rPr>
             </w:pPr>
             <w:r>
               <w:rPr>
                 <w:sz w:val="24"/>
-                <w:lang/>
               </w:rPr>
               <w:t>Prepare plan for baseline LCNN training using dual-feature comparison.</w:t>
             </w:r>
@@ -876,13 +868,11 @@
               <w:spacing w:line="259" w:lineRule="auto"/>
               <w:rPr>
                 <w:sz w:val="24"/>
-                <w:lang/>
               </w:rPr>
             </w:pPr>
             <w:r>
               <w:rPr>
                 <w:sz w:val="24"/>
-                <w:lang/>
               </w:rPr>
               <w:t>Study transformer-based architectures to prepare for later phases.</w:t>
             </w:r>
@@ -891,9 +881,6 @@
             <w:pPr>
               <w:spacing w:line="259" w:lineRule="auto"/>
               <w:ind w:left="720"/>
-              <w:rPr>
-                <w:lang/>
-              </w:rPr>
             </w:pPr>
           </w:p>
         </w:tc>
@@ -990,13 +977,11 @@
               <w:ind w:left="1080"/>
               <w:rPr>
                 <w:sz w:val="24"/>
-                <w:lang/>
               </w:rPr>
             </w:pPr>
             <w:r>
               <w:rPr>
                 <w:sz w:val="24"/>
-                <w:lang/>
               </w:rPr>
               <w:t>LFCC extraction reached ~90% completion; remaining files queued for processing.</w:t>
             </w:r>
@@ -1012,13 +997,11 @@
               <w:ind w:left="1080"/>
               <w:rPr>
                 <w:sz w:val="24"/>
-                <w:lang/>
               </w:rPr>
             </w:pPr>
             <w:r>
               <w:rPr>
                 <w:sz w:val="24"/>
-                <w:lang/>
               </w:rPr>
               <w:t>Log-Mel extraction tested successfully on multiple samples; initial script validated.</w:t>
             </w:r>
@@ -1034,13 +1017,11 @@
               <w:ind w:left="1080"/>
               <w:rPr>
                 <w:sz w:val="24"/>
-                <w:lang/>
               </w:rPr>
             </w:pPr>
             <w:r>
               <w:rPr>
                 <w:sz w:val="24"/>
-                <w:lang/>
               </w:rPr>
               <w:t>Manifest structure for clean dataset completed and partially verified.</w:t>
             </w:r>
@@ -1056,13 +1037,11 @@
               <w:ind w:left="1080"/>
               <w:rPr>
                 <w:sz w:val="24"/>
-                <w:lang/>
               </w:rPr>
             </w:pPr>
             <w:r>
               <w:rPr>
                 <w:sz w:val="24"/>
-                <w:lang/>
               </w:rPr>
               <w:t>Baseline LCNN architecture fully understood; preliminary code modules prepared.</w:t>
             </w:r>
@@ -1074,7 +1053,6 @@
                 <w:b/>
                 <w:sz w:val="24"/>
                 <w:szCs w:val="24"/>
-                <w:lang/>
               </w:rPr>
             </w:pPr>
           </w:p>
@@ -1112,7 +1090,7 @@
           <w:noProof/>
         </w:rPr>
         <w:drawing>
-          <wp:anchor distT="0" distB="0" distL="114300" distR="114300" simplePos="0" relativeHeight="251660800" behindDoc="1" locked="0" layoutInCell="1" allowOverlap="1" wp14:anchorId="3811CAC2" wp14:editId="1FB1DEB9">
+          <wp:anchor distT="0" distB="0" distL="114300" distR="114300" simplePos="0" relativeHeight="251657728" behindDoc="1" locked="0" layoutInCell="1" allowOverlap="1" wp14:anchorId="3811CAC2" wp14:editId="1FB1DEB9">
             <wp:simplePos x="0" y="0"/>
             <wp:positionH relativeFrom="column">
               <wp:posOffset>1394460</wp:posOffset>
@@ -1206,7 +1184,7 @@
           <w:noProof/>
         </w:rPr>
         <w:drawing>
-          <wp:anchor distT="0" distB="0" distL="114300" distR="114300" simplePos="0" relativeHeight="251654656" behindDoc="1" locked="0" layoutInCell="1" allowOverlap="1" wp14:anchorId="03A35DC0" wp14:editId="5884B23D">
+          <wp:anchor distT="0" distB="0" distL="114300" distR="114300" simplePos="0" relativeHeight="251656704" behindDoc="1" locked="0" layoutInCell="1" allowOverlap="1" wp14:anchorId="03A35DC0" wp14:editId="5884B23D">
             <wp:simplePos x="0" y="0"/>
             <wp:positionH relativeFrom="column">
               <wp:posOffset>243840</wp:posOffset>
@@ -1510,7 +1488,7 @@
           <w:noProof/>
         </w:rPr>
         <w:drawing>
-          <wp:anchor distT="0" distB="0" distL="114300" distR="114300" simplePos="0" relativeHeight="251660800" behindDoc="1" locked="0" layoutInCell="1" allowOverlap="1" wp14:anchorId="28A6A854" wp14:editId="0FC6CBCA">
+          <wp:anchor distT="0" distB="0" distL="114300" distR="114300" simplePos="0" relativeHeight="251658752" behindDoc="1" locked="0" layoutInCell="1" allowOverlap="1" wp14:anchorId="28A6A854" wp14:editId="0FC6CBCA">
             <wp:simplePos x="0" y="0"/>
             <wp:positionH relativeFrom="column">
               <wp:posOffset>0</wp:posOffset>
@@ -5613,6 +5591,7 @@
   <w:style w:type="character" w:default="1" w:styleId="DefaultParagraphFont">
     <w:name w:val="Default Paragraph Font"/>
     <w:uiPriority w:val="1"/>
+    <w:semiHidden/>
     <w:unhideWhenUsed/>
   </w:style>
   <w:style w:type="table" w:default="1" w:styleId="TableNormal">
